--- a/DBTUNING/ch19_성능측정기준_DBTime/ch19_실습문제_추가서술형.docx
+++ b/DBTUNING/ch19_성능측정기준_DBTime/ch19_실습문제_추가서술형.docx
@@ -10,7 +10,7 @@
         <w:rPr>
           <w:rFonts w:ascii="맑은 고딕" w:hAnsi="맑은 고딕" w:eastAsia="맑은 고딕" w:cs="맑은 고딕"/>
         </w:rPr>
-        <w:t>제5장  성능 측정의 기준 — 통계와 DB Time · 추가 실습문제 (서술형·문제해결형·진단절차형)</w:t>
+        <w:t>제ch19  성능 측정의 기준 — 통계와 DB Time · 추가 실습문제 (서술형·문제해결형·진단절차형)</w:t>
       </w:r>
     </w:p>
     <w:p>
@@ -333,7 +333,7 @@
           <w:b w:val="0"/>
           <w:sz w:val="21"/>
         </w:rPr>
-        <w:t>[추가-08] 이 장에서 쓰는 뷰와 6장부터의 도구 사이의 라이선스 경계를 설명하고, 라이선스가 없을 때의 대안을 쓰라.</w:t>
+        <w:t>[추가-08] 이 장에서 쓰는 뷰와 ch20부터의 도구 사이의 라이선스 경계를 설명하고, 라이선스가 없을 때의 대안을 쓰라.</w:t>
       </w:r>
     </w:p>
     <w:p>

--- a/DBTUNING/ch19_성능측정기준_DBTime/ch19_실습문제_추가서술형.docx
+++ b/DBTUNING/ch19_성능측정기준_DBTime/ch19_실습문제_추가서술형.docx
@@ -10,7 +10,7 @@
         <w:rPr>
           <w:rFonts w:ascii="맑은 고딕" w:hAnsi="맑은 고딕" w:eastAsia="맑은 고딕" w:cs="맑은 고딕"/>
         </w:rPr>
-        <w:t>제ch19  성능 측정의 기준 — 통계와 DB Time · 추가 실습문제 (서술형·문제해결형·진단절차형)</w:t>
+        <w:t>ch19  성능 측정의 기준 — 통계와 DB Time · 추가 실습문제 (서술형·문제해결형·진단절차형)</w:t>
       </w:r>
     </w:p>
     <w:p>
